--- a/custom-reference.docx
+++ b/custom-reference.docx
@@ -152,21 +152,10 @@
         <w:rPr>
           <w:rStyle w:val="VerbatimChar"/>
         </w:rPr>
-        <w:t xml:space="preserve"> Verbatim </w:t>
-      </w:r>
-      <w:proofErr w:type="gramStart"/>
-      <w:r>
-        <w:rPr>
-          <w:rStyle w:val="VerbatimChar"/>
-        </w:rPr>
-        <w:t xml:space="preserve">Char </w:t>
-      </w:r>
-      <w:r>
-        <w:t xml:space="preserve"> .</w:t>
-      </w:r>
-      <w:proofErr w:type="gramEnd"/>
-      <w:r>
-        <w:t xml:space="preserve">    </w:t>
+        <w:t xml:space="preserve"> Verbatim Char </w:t>
+      </w:r>
+      <w:r>
+        <w:t xml:space="preserve"> .    </w:t>
       </w:r>
       <w:hyperlink r:id="rId7">
         <w:r>
@@ -209,8 +198,8 @@
         <w:tblLook w:val="07E0" w:firstRow="1" w:lastRow="1" w:firstColumn="1" w:lastColumn="1" w:noHBand="1" w:noVBand="1"/>
       </w:tblPr>
       <w:tblGrid>
-        <w:gridCol w:w="842"/>
-        <w:gridCol w:w="842"/>
+        <w:gridCol w:w="863"/>
+        <w:gridCol w:w="863"/>
       </w:tblGrid>
       <w:tr>
         <w:trPr>
@@ -219,19 +208,33 @@
         <w:tc>
           <w:tcPr>
             <w:tcW w:w="0" w:type="auto"/>
+            <w:tcBorders>
+              <w:bottom w:val="single" w:sz="0" w:space="0" w:color="auto"/>
+            </w:tcBorders>
+            <w:vAlign w:val="bottom"/>
           </w:tcPr>
           <w:p>
             <w:pPr>
               <w:pStyle w:val="Compact"/>
             </w:pPr>
             <w:r>
-              <w:t xml:space="preserve"> Table </w:t>
+              <w:rPr>
+                <w:lang w:val="en-US"/>
+              </w:rPr>
+              <w:t xml:space="preserve"> </w:t>
+            </w:r>
+            <w:r>
+              <w:t xml:space="preserve">Table </w:t>
             </w:r>
           </w:p>
         </w:tc>
         <w:tc>
           <w:tcPr>
             <w:tcW w:w="0" w:type="auto"/>
+            <w:tcBorders>
+              <w:bottom w:val="single" w:sz="0" w:space="0" w:color="auto"/>
+            </w:tcBorders>
+            <w:vAlign w:val="bottom"/>
           </w:tcPr>
           <w:p>
             <w:pPr>
@@ -285,15 +288,7 @@
         <w:pStyle w:val="DefinitionTerm"/>
       </w:pPr>
       <w:r>
-        <w:t xml:space="preserve"> </w:t>
-      </w:r>
-      <w:proofErr w:type="spellStart"/>
-      <w:r>
-        <w:t>DefinitionTerm</w:t>
-      </w:r>
-      <w:proofErr w:type="spellEnd"/>
-      <w:r>
-        <w:t xml:space="preserve"> </w:t>
+        <w:t xml:space="preserve"> DefinitionTerm </w:t>
       </w:r>
     </w:p>
     <w:p>
@@ -309,15 +304,7 @@
         <w:pStyle w:val="DefinitionTerm"/>
       </w:pPr>
       <w:r>
-        <w:t xml:space="preserve"> </w:t>
-      </w:r>
-      <w:proofErr w:type="spellStart"/>
-      <w:r>
-        <w:t>DefinitionTerm</w:t>
-      </w:r>
-      <w:proofErr w:type="spellEnd"/>
-      <w:r>
-        <w:t xml:space="preserve"> </w:t>
+        <w:t xml:space="preserve"> DefinitionTerm </w:t>
       </w:r>
     </w:p>
     <w:p>
@@ -327,516 +314,6 @@
       <w:r>
         <w:t xml:space="preserve"> Definition </w:t>
       </w:r>
-    </w:p>
-    <w:tbl>
-      <w:tblPr>
-        <w:tblStyle w:val="Oformateradtabell1"/>
-        <w:tblW w:w="12865" w:type="dxa"/>
-        <w:tblBorders>
-          <w:top w:val="single" w:sz="6" w:space="0" w:color="auto"/>
-          <w:left w:val="single" w:sz="6" w:space="0" w:color="auto"/>
-          <w:bottom w:val="single" w:sz="6" w:space="0" w:color="auto"/>
-          <w:right w:val="single" w:sz="6" w:space="0" w:color="auto"/>
-          <w:insideH w:val="single" w:sz="6" w:space="0" w:color="auto"/>
-          <w:insideV w:val="single" w:sz="6" w:space="0" w:color="auto"/>
-        </w:tblBorders>
-        <w:tblLayout w:type="fixed"/>
-        <w:tblLook w:val="06A0" w:firstRow="1" w:lastRow="0" w:firstColumn="1" w:lastColumn="0" w:noHBand="1" w:noVBand="1"/>
-      </w:tblPr>
-      <w:tblGrid>
-        <w:gridCol w:w="1242"/>
-        <w:gridCol w:w="2126"/>
-        <w:gridCol w:w="3612"/>
-        <w:gridCol w:w="2552"/>
-        <w:gridCol w:w="1559"/>
-        <w:gridCol w:w="1774"/>
-      </w:tblGrid>
-      <w:tr>
-        <w:trPr>
-          <w:cnfStyle w:val="100000000000" w:firstRow="1" w:lastRow="0" w:firstColumn="0" w:lastColumn="0" w:oddVBand="0" w:evenVBand="0" w:oddHBand="0" w:evenHBand="0" w:firstRowFirstColumn="0" w:firstRowLastColumn="0" w:lastRowFirstColumn="0" w:lastRowLastColumn="0"/>
-          <w:trHeight w:val="599"/>
-          <w:tblHeader/>
-        </w:trPr>
-        <w:tc>
-          <w:tcPr>
-            <w:cnfStyle w:val="001000000000" w:firstRow="0" w:lastRow="0" w:firstColumn="1" w:lastColumn="0" w:oddVBand="0" w:evenVBand="0" w:oddHBand="0" w:evenHBand="0" w:firstRowFirstColumn="0" w:firstRowLastColumn="0" w:lastRowFirstColumn="0" w:lastRowLastColumn="0"/>
-            <w:tcW w:w="1242" w:type="dxa"/>
-            <w:shd w:val="clear" w:color="auto" w:fill="D9D9D9" w:themeFill="background1" w:themeFillShade="D9"/>
-          </w:tcPr>
-          <w:p>
-            <w:pPr>
-              <w:pStyle w:val="Text1"/>
-              <w:ind w:left="0"/>
-              <w:jc w:val="left"/>
-              <w:rPr>
-                <w:bCs w:val="0"/>
-              </w:rPr>
-            </w:pPr>
-            <w:r>
-              <w:rPr>
-                <w:rFonts w:eastAsia="Calibri"/>
-                <w:szCs w:val="24"/>
-              </w:rPr>
-              <w:t>Level</w:t>
-            </w:r>
-          </w:p>
-        </w:tc>
-        <w:tc>
-          <w:tcPr>
-            <w:tcW w:w="2126" w:type="dxa"/>
-            <w:shd w:val="clear" w:color="auto" w:fill="D9D9D9" w:themeFill="background1" w:themeFillShade="D9"/>
-          </w:tcPr>
-          <w:p>
-            <w:pPr>
-              <w:pStyle w:val="Text1"/>
-              <w:ind w:left="0"/>
-              <w:jc w:val="left"/>
-              <w:cnfStyle w:val="100000000000" w:firstRow="1" w:lastRow="0" w:firstColumn="0" w:lastColumn="0" w:oddVBand="0" w:evenVBand="0" w:oddHBand="0" w:evenHBand="0" w:firstRowFirstColumn="0" w:firstRowLastColumn="0" w:lastRowFirstColumn="0" w:lastRowLastColumn="0"/>
-              <w:rPr>
-                <w:bCs w:val="0"/>
-              </w:rPr>
-            </w:pPr>
-            <w:r>
-              <w:rPr>
-                <w:rFonts w:eastAsia="Calibri"/>
-                <w:szCs w:val="24"/>
-              </w:rPr>
-              <w:t>Element Name</w:t>
-            </w:r>
-          </w:p>
-        </w:tc>
-        <w:tc>
-          <w:tcPr>
-            <w:tcW w:w="3612" w:type="dxa"/>
-            <w:shd w:val="clear" w:color="auto" w:fill="D9D9D9" w:themeFill="background1" w:themeFillShade="D9"/>
-          </w:tcPr>
-          <w:p>
-            <w:pPr>
-              <w:pStyle w:val="Text1"/>
-              <w:ind w:left="0"/>
-              <w:jc w:val="left"/>
-              <w:cnfStyle w:val="100000000000" w:firstRow="1" w:lastRow="0" w:firstColumn="0" w:lastColumn="0" w:oddVBand="0" w:evenVBand="0" w:oddHBand="0" w:evenHBand="0" w:firstRowFirstColumn="0" w:firstRowLastColumn="0" w:lastRowFirstColumn="0" w:lastRowLastColumn="0"/>
-              <w:rPr>
-                <w:bCs w:val="0"/>
-              </w:rPr>
-            </w:pPr>
-            <w:r>
-              <w:rPr>
-                <w:rFonts w:eastAsia="Calibri"/>
-                <w:szCs w:val="24"/>
-              </w:rPr>
-              <w:t>Element Description</w:t>
-            </w:r>
-          </w:p>
-        </w:tc>
-        <w:tc>
-          <w:tcPr>
-            <w:tcW w:w="2552" w:type="dxa"/>
-            <w:shd w:val="clear" w:color="auto" w:fill="D9D9D9" w:themeFill="background1" w:themeFillShade="D9"/>
-          </w:tcPr>
-          <w:p>
-            <w:pPr>
-              <w:pStyle w:val="Text1"/>
-              <w:ind w:left="0"/>
-              <w:jc w:val="left"/>
-              <w:cnfStyle w:val="100000000000" w:firstRow="1" w:lastRow="0" w:firstColumn="0" w:lastColumn="0" w:oddVBand="0" w:evenVBand="0" w:oddHBand="0" w:evenHBand="0" w:firstRowFirstColumn="0" w:firstRowLastColumn="0" w:lastRowFirstColumn="0" w:lastRowLastColumn="0"/>
-              <w:rPr>
-                <w:bCs w:val="0"/>
-              </w:rPr>
-            </w:pPr>
-            <w:r>
-              <w:rPr>
-                <w:rFonts w:eastAsia="Calibri"/>
-                <w:szCs w:val="24"/>
-              </w:rPr>
-              <w:t>Data type</w:t>
-            </w:r>
-          </w:p>
-        </w:tc>
-        <w:tc>
-          <w:tcPr>
-            <w:tcW w:w="1559" w:type="dxa"/>
-            <w:shd w:val="clear" w:color="auto" w:fill="D9D9D9" w:themeFill="background1" w:themeFillShade="D9"/>
-          </w:tcPr>
-          <w:p>
-            <w:pPr>
-              <w:pStyle w:val="Text1"/>
-              <w:ind w:left="0"/>
-              <w:jc w:val="left"/>
-              <w:cnfStyle w:val="100000000000" w:firstRow="1" w:lastRow="0" w:firstColumn="0" w:lastColumn="0" w:oddVBand="0" w:evenVBand="0" w:oddHBand="0" w:evenHBand="0" w:firstRowFirstColumn="0" w:firstRowLastColumn="0" w:lastRowFirstColumn="0" w:lastRowLastColumn="0"/>
-              <w:rPr>
-                <w:bCs w:val="0"/>
-              </w:rPr>
-            </w:pPr>
-            <w:r>
-              <w:rPr>
-                <w:rFonts w:eastAsia="Calibri"/>
-                <w:szCs w:val="24"/>
-              </w:rPr>
-              <w:t>Cardinality</w:t>
-            </w:r>
-          </w:p>
-        </w:tc>
-        <w:tc>
-          <w:tcPr>
-            <w:tcW w:w="1774" w:type="dxa"/>
-            <w:shd w:val="clear" w:color="auto" w:fill="D9D9D9" w:themeFill="background1" w:themeFillShade="D9"/>
-          </w:tcPr>
-          <w:p>
-            <w:pPr>
-              <w:pStyle w:val="Text1"/>
-              <w:ind w:left="0"/>
-              <w:jc w:val="left"/>
-              <w:cnfStyle w:val="100000000000" w:firstRow="1" w:lastRow="0" w:firstColumn="0" w:lastColumn="0" w:oddVBand="0" w:evenVBand="0" w:oddHBand="0" w:evenHBand="0" w:firstRowFirstColumn="0" w:firstRowLastColumn="0" w:lastRowFirstColumn="0" w:lastRowLastColumn="0"/>
-            </w:pPr>
-            <w:r>
-              <w:rPr>
-                <w:rFonts w:eastAsia="Calibri"/>
-              </w:rPr>
-              <w:t>Binding requirements</w:t>
-            </w:r>
-          </w:p>
-        </w:tc>
-      </w:tr>
-      <w:tr>
-        <w:trPr>
-          <w:trHeight w:val="1455"/>
-        </w:trPr>
-        <w:tc>
-          <w:tcPr>
-            <w:cnfStyle w:val="001000000000" w:firstRow="0" w:lastRow="0" w:firstColumn="1" w:lastColumn="0" w:oddVBand="0" w:evenVBand="0" w:oddHBand="0" w:evenHBand="0" w:firstRowFirstColumn="0" w:firstRowLastColumn="0" w:lastRowFirstColumn="0" w:lastRowLastColumn="0"/>
-            <w:tcW w:w="1242" w:type="dxa"/>
-          </w:tcPr>
-          <w:p>
-            <w:pPr>
-              <w:rPr>
-                <w:rFonts w:ascii="Aptos" w:hAnsi="Aptos"/>
-              </w:rPr>
-            </w:pPr>
-          </w:p>
-        </w:tc>
-        <w:tc>
-          <w:tcPr>
-            <w:tcW w:w="2126" w:type="dxa"/>
-          </w:tcPr>
-          <w:p>
-            <w:pPr>
-              <w:cnfStyle w:val="000000000000" w:firstRow="0" w:lastRow="0" w:firstColumn="0" w:lastColumn="0" w:oddVBand="0" w:evenVBand="0" w:oddHBand="0" w:evenHBand="0" w:firstRowFirstColumn="0" w:firstRowLastColumn="0" w:lastRowFirstColumn="0" w:lastRowLastColumn="0"/>
-              <w:rPr>
-                <w:rFonts w:ascii="Aptos" w:hAnsi="Aptos"/>
-              </w:rPr>
-            </w:pPr>
-          </w:p>
-        </w:tc>
-        <w:tc>
-          <w:tcPr>
-            <w:tcW w:w="3612" w:type="dxa"/>
-          </w:tcPr>
-          <w:p>
-            <w:pPr>
-              <w:cnfStyle w:val="000000000000" w:firstRow="0" w:lastRow="0" w:firstColumn="0" w:lastColumn="0" w:oddVBand="0" w:evenVBand="0" w:oddHBand="0" w:evenHBand="0" w:firstRowFirstColumn="0" w:firstRowLastColumn="0" w:lastRowFirstColumn="0" w:lastRowLastColumn="0"/>
-              <w:rPr>
-                <w:rFonts w:ascii="Aptos" w:hAnsi="Aptos"/>
-              </w:rPr>
-            </w:pPr>
-          </w:p>
-        </w:tc>
-        <w:tc>
-          <w:tcPr>
-            <w:tcW w:w="2552" w:type="dxa"/>
-          </w:tcPr>
-          <w:p>
-            <w:pPr>
-              <w:cnfStyle w:val="000000000000" w:firstRow="0" w:lastRow="0" w:firstColumn="0" w:lastColumn="0" w:oddVBand="0" w:evenVBand="0" w:oddHBand="0" w:evenHBand="0" w:firstRowFirstColumn="0" w:firstRowLastColumn="0" w:lastRowFirstColumn="0" w:lastRowLastColumn="0"/>
-              <w:rPr>
-                <w:rFonts w:ascii="Aptos" w:hAnsi="Aptos"/>
-              </w:rPr>
-            </w:pPr>
-          </w:p>
-        </w:tc>
-        <w:tc>
-          <w:tcPr>
-            <w:tcW w:w="1559" w:type="dxa"/>
-          </w:tcPr>
-          <w:p>
-            <w:pPr>
-              <w:cnfStyle w:val="000000000000" w:firstRow="0" w:lastRow="0" w:firstColumn="0" w:lastColumn="0" w:oddVBand="0" w:evenVBand="0" w:oddHBand="0" w:evenHBand="0" w:firstRowFirstColumn="0" w:firstRowLastColumn="0" w:lastRowFirstColumn="0" w:lastRowLastColumn="0"/>
-              <w:rPr>
-                <w:rFonts w:ascii="Aptos" w:hAnsi="Aptos"/>
-              </w:rPr>
-            </w:pPr>
-          </w:p>
-        </w:tc>
-        <w:tc>
-          <w:tcPr>
-            <w:tcW w:w="1774" w:type="dxa"/>
-          </w:tcPr>
-          <w:p>
-            <w:pPr>
-              <w:cnfStyle w:val="000000000000" w:firstRow="0" w:lastRow="0" w:firstColumn="0" w:lastColumn="0" w:oddVBand="0" w:evenVBand="0" w:oddHBand="0" w:evenHBand="0" w:firstRowFirstColumn="0" w:firstRowLastColumn="0" w:lastRowFirstColumn="0" w:lastRowLastColumn="0"/>
-              <w:rPr>
-                <w:rFonts w:ascii="Aptos" w:hAnsi="Aptos"/>
-              </w:rPr>
-            </w:pPr>
-          </w:p>
-        </w:tc>
-      </w:tr>
-      <w:tr>
-        <w:trPr>
-          <w:trHeight w:val="1245"/>
-        </w:trPr>
-        <w:tc>
-          <w:tcPr>
-            <w:cnfStyle w:val="001000000000" w:firstRow="0" w:lastRow="0" w:firstColumn="1" w:lastColumn="0" w:oddVBand="0" w:evenVBand="0" w:oddHBand="0" w:evenHBand="0" w:firstRowFirstColumn="0" w:firstRowLastColumn="0" w:lastRowFirstColumn="0" w:lastRowLastColumn="0"/>
-            <w:tcW w:w="1242" w:type="dxa"/>
-          </w:tcPr>
-          <w:p>
-            <w:pPr>
-              <w:rPr>
-                <w:rFonts w:ascii="Aptos" w:hAnsi="Aptos"/>
-              </w:rPr>
-            </w:pPr>
-          </w:p>
-        </w:tc>
-        <w:tc>
-          <w:tcPr>
-            <w:tcW w:w="2126" w:type="dxa"/>
-          </w:tcPr>
-          <w:p>
-            <w:pPr>
-              <w:cnfStyle w:val="000000000000" w:firstRow="0" w:lastRow="0" w:firstColumn="0" w:lastColumn="0" w:oddVBand="0" w:evenVBand="0" w:oddHBand="0" w:evenHBand="0" w:firstRowFirstColumn="0" w:firstRowLastColumn="0" w:lastRowFirstColumn="0" w:lastRowLastColumn="0"/>
-              <w:rPr>
-                <w:rFonts w:ascii="Aptos" w:hAnsi="Aptos"/>
-              </w:rPr>
-            </w:pPr>
-          </w:p>
-        </w:tc>
-        <w:tc>
-          <w:tcPr>
-            <w:tcW w:w="3612" w:type="dxa"/>
-          </w:tcPr>
-          <w:p>
-            <w:pPr>
-              <w:cnfStyle w:val="000000000000" w:firstRow="0" w:lastRow="0" w:firstColumn="0" w:lastColumn="0" w:oddVBand="0" w:evenVBand="0" w:oddHBand="0" w:evenHBand="0" w:firstRowFirstColumn="0" w:firstRowLastColumn="0" w:lastRowFirstColumn="0" w:lastRowLastColumn="0"/>
-              <w:rPr>
-                <w:rFonts w:ascii="Aptos" w:hAnsi="Aptos"/>
-              </w:rPr>
-            </w:pPr>
-          </w:p>
-        </w:tc>
-        <w:tc>
-          <w:tcPr>
-            <w:tcW w:w="2552" w:type="dxa"/>
-          </w:tcPr>
-          <w:p>
-            <w:pPr>
-              <w:cnfStyle w:val="000000000000" w:firstRow="0" w:lastRow="0" w:firstColumn="0" w:lastColumn="0" w:oddVBand="0" w:evenVBand="0" w:oddHBand="0" w:evenHBand="0" w:firstRowFirstColumn="0" w:firstRowLastColumn="0" w:lastRowFirstColumn="0" w:lastRowLastColumn="0"/>
-              <w:rPr>
-                <w:rFonts w:ascii="Aptos" w:eastAsia="Aptos Narrow" w:hAnsi="Aptos"/>
-                <w:color w:val="000000" w:themeColor="text1"/>
-              </w:rPr>
-            </w:pPr>
-          </w:p>
-        </w:tc>
-        <w:tc>
-          <w:tcPr>
-            <w:tcW w:w="1559" w:type="dxa"/>
-          </w:tcPr>
-          <w:p>
-            <w:pPr>
-              <w:cnfStyle w:val="000000000000" w:firstRow="0" w:lastRow="0" w:firstColumn="0" w:lastColumn="0" w:oddVBand="0" w:evenVBand="0" w:oddHBand="0" w:evenHBand="0" w:firstRowFirstColumn="0" w:firstRowLastColumn="0" w:lastRowFirstColumn="0" w:lastRowLastColumn="0"/>
-              <w:rPr>
-                <w:rFonts w:ascii="Aptos" w:hAnsi="Aptos"/>
-              </w:rPr>
-            </w:pPr>
-          </w:p>
-        </w:tc>
-        <w:tc>
-          <w:tcPr>
-            <w:tcW w:w="1774" w:type="dxa"/>
-          </w:tcPr>
-          <w:p>
-            <w:pPr>
-              <w:cnfStyle w:val="000000000000" w:firstRow="0" w:lastRow="0" w:firstColumn="0" w:lastColumn="0" w:oddVBand="0" w:evenVBand="0" w:oddHBand="0" w:evenHBand="0" w:firstRowFirstColumn="0" w:firstRowLastColumn="0" w:lastRowFirstColumn="0" w:lastRowLastColumn="0"/>
-              <w:rPr>
-                <w:rFonts w:ascii="Aptos" w:hAnsi="Aptos"/>
-              </w:rPr>
-            </w:pPr>
-          </w:p>
-        </w:tc>
-      </w:tr>
-      <w:tr>
-        <w:trPr>
-          <w:trHeight w:val="285"/>
-        </w:trPr>
-        <w:tc>
-          <w:tcPr>
-            <w:cnfStyle w:val="001000000000" w:firstRow="0" w:lastRow="0" w:firstColumn="1" w:lastColumn="0" w:oddVBand="0" w:evenVBand="0" w:oddHBand="0" w:evenHBand="0" w:firstRowFirstColumn="0" w:firstRowLastColumn="0" w:lastRowFirstColumn="0" w:lastRowLastColumn="0"/>
-            <w:tcW w:w="1242" w:type="dxa"/>
-          </w:tcPr>
-          <w:p>
-            <w:pPr>
-              <w:rPr>
-                <w:rFonts w:ascii="Aptos" w:hAnsi="Aptos"/>
-              </w:rPr>
-            </w:pPr>
-          </w:p>
-        </w:tc>
-        <w:tc>
-          <w:tcPr>
-            <w:tcW w:w="2126" w:type="dxa"/>
-          </w:tcPr>
-          <w:p>
-            <w:pPr>
-              <w:cnfStyle w:val="000000000000" w:firstRow="0" w:lastRow="0" w:firstColumn="0" w:lastColumn="0" w:oddVBand="0" w:evenVBand="0" w:oddHBand="0" w:evenHBand="0" w:firstRowFirstColumn="0" w:firstRowLastColumn="0" w:lastRowFirstColumn="0" w:lastRowLastColumn="0"/>
-              <w:rPr>
-                <w:rFonts w:ascii="Aptos" w:hAnsi="Aptos"/>
-              </w:rPr>
-            </w:pPr>
-          </w:p>
-        </w:tc>
-        <w:tc>
-          <w:tcPr>
-            <w:tcW w:w="3612" w:type="dxa"/>
-          </w:tcPr>
-          <w:p>
-            <w:pPr>
-              <w:cnfStyle w:val="000000000000" w:firstRow="0" w:lastRow="0" w:firstColumn="0" w:lastColumn="0" w:oddVBand="0" w:evenVBand="0" w:oddHBand="0" w:evenHBand="0" w:firstRowFirstColumn="0" w:firstRowLastColumn="0" w:lastRowFirstColumn="0" w:lastRowLastColumn="0"/>
-              <w:rPr>
-                <w:rFonts w:ascii="Aptos" w:hAnsi="Aptos"/>
-              </w:rPr>
-            </w:pPr>
-          </w:p>
-        </w:tc>
-        <w:tc>
-          <w:tcPr>
-            <w:tcW w:w="2552" w:type="dxa"/>
-          </w:tcPr>
-          <w:p>
-            <w:pPr>
-              <w:cnfStyle w:val="000000000000" w:firstRow="0" w:lastRow="0" w:firstColumn="0" w:lastColumn="0" w:oddVBand="0" w:evenVBand="0" w:oddHBand="0" w:evenHBand="0" w:firstRowFirstColumn="0" w:firstRowLastColumn="0" w:lastRowFirstColumn="0" w:lastRowLastColumn="0"/>
-              <w:rPr>
-                <w:rFonts w:ascii="Aptos" w:hAnsi="Aptos"/>
-              </w:rPr>
-            </w:pPr>
-          </w:p>
-        </w:tc>
-        <w:tc>
-          <w:tcPr>
-            <w:tcW w:w="1559" w:type="dxa"/>
-          </w:tcPr>
-          <w:p>
-            <w:pPr>
-              <w:cnfStyle w:val="000000000000" w:firstRow="0" w:lastRow="0" w:firstColumn="0" w:lastColumn="0" w:oddVBand="0" w:evenVBand="0" w:oddHBand="0" w:evenHBand="0" w:firstRowFirstColumn="0" w:firstRowLastColumn="0" w:lastRowFirstColumn="0" w:lastRowLastColumn="0"/>
-              <w:rPr>
-                <w:rFonts w:ascii="Aptos" w:hAnsi="Aptos"/>
-              </w:rPr>
-            </w:pPr>
-          </w:p>
-        </w:tc>
-        <w:tc>
-          <w:tcPr>
-            <w:tcW w:w="1774" w:type="dxa"/>
-          </w:tcPr>
-          <w:p>
-            <w:pPr>
-              <w:cnfStyle w:val="000000000000" w:firstRow="0" w:lastRow="0" w:firstColumn="0" w:lastColumn="0" w:oddVBand="0" w:evenVBand="0" w:oddHBand="0" w:evenHBand="0" w:firstRowFirstColumn="0" w:firstRowLastColumn="0" w:lastRowFirstColumn="0" w:lastRowLastColumn="0"/>
-              <w:rPr>
-                <w:rFonts w:ascii="Aptos" w:hAnsi="Aptos"/>
-              </w:rPr>
-            </w:pPr>
-          </w:p>
-        </w:tc>
-      </w:tr>
-      <w:tr>
-        <w:trPr>
-          <w:trHeight w:val="1155"/>
-        </w:trPr>
-        <w:tc>
-          <w:tcPr>
-            <w:cnfStyle w:val="001000000000" w:firstRow="0" w:lastRow="0" w:firstColumn="1" w:lastColumn="0" w:oddVBand="0" w:evenVBand="0" w:oddHBand="0" w:evenHBand="0" w:firstRowFirstColumn="0" w:firstRowLastColumn="0" w:lastRowFirstColumn="0" w:lastRowLastColumn="0"/>
-            <w:tcW w:w="1242" w:type="dxa"/>
-          </w:tcPr>
-          <w:p>
-            <w:pPr>
-              <w:rPr>
-                <w:rFonts w:ascii="Aptos" w:hAnsi="Aptos"/>
-              </w:rPr>
-            </w:pPr>
-          </w:p>
-        </w:tc>
-        <w:tc>
-          <w:tcPr>
-            <w:tcW w:w="2126" w:type="dxa"/>
-          </w:tcPr>
-          <w:p>
-            <w:pPr>
-              <w:cnfStyle w:val="000000000000" w:firstRow="0" w:lastRow="0" w:firstColumn="0" w:lastColumn="0" w:oddVBand="0" w:evenVBand="0" w:oddHBand="0" w:evenHBand="0" w:firstRowFirstColumn="0" w:firstRowLastColumn="0" w:lastRowFirstColumn="0" w:lastRowLastColumn="0"/>
-              <w:rPr>
-                <w:rFonts w:ascii="Aptos" w:hAnsi="Aptos"/>
-              </w:rPr>
-            </w:pPr>
-          </w:p>
-        </w:tc>
-        <w:tc>
-          <w:tcPr>
-            <w:tcW w:w="3612" w:type="dxa"/>
-          </w:tcPr>
-          <w:p>
-            <w:pPr>
-              <w:cnfStyle w:val="000000000000" w:firstRow="0" w:lastRow="0" w:firstColumn="0" w:lastColumn="0" w:oddVBand="0" w:evenVBand="0" w:oddHBand="0" w:evenHBand="0" w:firstRowFirstColumn="0" w:firstRowLastColumn="0" w:lastRowFirstColumn="0" w:lastRowLastColumn="0"/>
-              <w:rPr>
-                <w:rFonts w:ascii="Aptos" w:hAnsi="Aptos"/>
-              </w:rPr>
-            </w:pPr>
-          </w:p>
-        </w:tc>
-        <w:tc>
-          <w:tcPr>
-            <w:tcW w:w="2552" w:type="dxa"/>
-          </w:tcPr>
-          <w:p>
-            <w:pPr>
-              <w:cnfStyle w:val="000000000000" w:firstRow="0" w:lastRow="0" w:firstColumn="0" w:lastColumn="0" w:oddVBand="0" w:evenVBand="0" w:oddHBand="0" w:evenHBand="0" w:firstRowFirstColumn="0" w:firstRowLastColumn="0" w:lastRowFirstColumn="0" w:lastRowLastColumn="0"/>
-              <w:rPr>
-                <w:rFonts w:ascii="Aptos" w:eastAsia="Aptos Narrow" w:hAnsi="Aptos"/>
-                <w:color w:val="000000" w:themeColor="text1"/>
-              </w:rPr>
-            </w:pPr>
-          </w:p>
-        </w:tc>
-        <w:tc>
-          <w:tcPr>
-            <w:tcW w:w="1559" w:type="dxa"/>
-          </w:tcPr>
-          <w:p>
-            <w:pPr>
-              <w:cnfStyle w:val="000000000000" w:firstRow="0" w:lastRow="0" w:firstColumn="0" w:lastColumn="0" w:oddVBand="0" w:evenVBand="0" w:oddHBand="0" w:evenHBand="0" w:firstRowFirstColumn="0" w:firstRowLastColumn="0" w:lastRowFirstColumn="0" w:lastRowLastColumn="0"/>
-              <w:rPr>
-                <w:rFonts w:ascii="Aptos" w:hAnsi="Aptos"/>
-              </w:rPr>
-            </w:pPr>
-          </w:p>
-        </w:tc>
-        <w:tc>
-          <w:tcPr>
-            <w:tcW w:w="1774" w:type="dxa"/>
-          </w:tcPr>
-          <w:p>
-            <w:pPr>
-              <w:cnfStyle w:val="000000000000" w:firstRow="0" w:lastRow="0" w:firstColumn="0" w:lastColumn="0" w:oddVBand="0" w:evenVBand="0" w:oddHBand="0" w:evenHBand="0" w:firstRowFirstColumn="0" w:firstRowLastColumn="0" w:lastRowFirstColumn="0" w:lastRowLastColumn="0"/>
-              <w:rPr>
-                <w:rFonts w:ascii="Aptos" w:hAnsi="Aptos"/>
-              </w:rPr>
-            </w:pPr>
-          </w:p>
-        </w:tc>
-      </w:tr>
-    </w:tbl>
-    <w:p>
-      <w:pPr>
-        <w:pStyle w:val="Definition"/>
-      </w:pPr>
     </w:p>
     <w:sectPr>
       <w:pgSz w:w="15840" w:h="12240" w:orient="landscape"/>
@@ -913,7 +390,7 @@
   <w:abstractNum w:abstractNumId="0" w15:restartNumberingAfterBreak="0">
     <w:nsid w:val="170CD2DE"/>
     <w:multiLevelType w:val="multilevel"/>
-    <w:tmpl w:val="CEC603EA"/>
+    <w:tmpl w:val="1C8A5A70"/>
     <w:lvl w:ilvl="0">
       <w:numFmt w:val="bullet"/>
       <w:lvlText w:val=" "/>
@@ -1058,7 +535,7 @@
     <w:lsdException w:name="toc 9" w:semiHidden="1" w:unhideWhenUsed="1"/>
     <w:lsdException w:name="Normal Indent" w:semiHidden="1" w:unhideWhenUsed="1"/>
     <w:lsdException w:name="footnote text" w:semiHidden="1" w:unhideWhenUsed="1"/>
-    <w:lsdException w:name="annotation text" w:semiHidden="1" w:uiPriority="99" w:unhideWhenUsed="1"/>
+    <w:lsdException w:name="annotation text" w:semiHidden="1" w:unhideWhenUsed="1"/>
     <w:lsdException w:name="header" w:semiHidden="1" w:unhideWhenUsed="1"/>
     <w:lsdException w:name="footer" w:semiHidden="1" w:unhideWhenUsed="1"/>
     <w:lsdException w:name="index heading" w:semiHidden="1" w:unhideWhenUsed="1"/>
@@ -1067,7 +544,7 @@
     <w:lsdException w:name="envelope address" w:semiHidden="1" w:unhideWhenUsed="1"/>
     <w:lsdException w:name="envelope return" w:semiHidden="1" w:unhideWhenUsed="1"/>
     <w:lsdException w:name="footnote reference" w:semiHidden="1" w:unhideWhenUsed="1"/>
-    <w:lsdException w:name="annotation reference" w:semiHidden="1" w:uiPriority="99" w:unhideWhenUsed="1"/>
+    <w:lsdException w:name="annotation reference" w:semiHidden="1" w:unhideWhenUsed="1"/>
     <w:lsdException w:name="line number" w:semiHidden="1" w:unhideWhenUsed="1"/>
     <w:lsdException w:name="page number" w:semiHidden="1" w:unhideWhenUsed="1"/>
     <w:lsdException w:name="endnote reference" w:semiHidden="1" w:unhideWhenUsed="1"/>
@@ -1175,6 +652,13 @@
     <w:lsdException w:name="Placeholder Text" w:semiHidden="1"/>
     <w:lsdException w:name="Light Shading"/>
     <w:lsdException w:name="Light List"/>
+    <w:lsdException w:name="Light Grid"/>
+    <w:lsdException w:name="Medium Shading 1"/>
+    <w:lsdException w:name="Medium Shading 2"/>
+    <w:lsdException w:name="Medium List 1"/>
+    <w:lsdException w:name="Medium List 2"/>
+    <w:lsdException w:name="Medium Grid 1"/>
+    <w:lsdException w:name="Medium Grid 2"/>
     <w:lsdException w:name="Medium Grid 3"/>
     <w:lsdException w:name="Dark List"/>
     <w:lsdException w:name="Colorful Shading"/>
@@ -1267,7 +751,6 @@
     <w:lsdException w:name="Colorful Grid Accent 6"/>
     <w:lsdException w:name="Bibliography" w:semiHidden="1" w:unhideWhenUsed="1"/>
     <w:lsdException w:name="TOC Heading" w:semiHidden="1" w:unhideWhenUsed="1"/>
-    <w:lsdException w:name="Plain Table 1" w:uiPriority="41"/>
     <w:lsdException w:name="Grid Table 4" w:uiPriority="49"/>
     <w:lsdException w:name="Grid Table 5 Dark" w:uiPriority="50"/>
     <w:lsdException w:name="Grid Table 6 Colorful" w:uiPriority="51"/>
@@ -1711,8 +1194,23 @@
     <w:semiHidden/>
     <w:unhideWhenUsed/>
     <w:qFormat/>
+    <w:rsid w:val="001D34C4"/>
+    <w:rPr>
+      <w:rFonts w:ascii="Calibri" w:hAnsi="Calibri"/>
+      <w:sz w:val="22"/>
+      <w:szCs w:val="20"/>
+      <w:lang w:val="sv-SE" w:eastAsia="sv-SE"/>
+    </w:rPr>
     <w:tblPr>
       <w:tblInd w:w="0" w:type="dxa"/>
+      <w:tblBorders>
+        <w:top w:val="single" w:sz="4" w:space="0" w:color="auto"/>
+        <w:left w:val="single" w:sz="4" w:space="0" w:color="auto"/>
+        <w:bottom w:val="single" w:sz="4" w:space="0" w:color="auto"/>
+        <w:right w:val="single" w:sz="4" w:space="0" w:color="auto"/>
+        <w:insideH w:val="single" w:sz="4" w:space="0" w:color="auto"/>
+        <w:insideV w:val="single" w:sz="4" w:space="0" w:color="auto"/>
+      </w:tblBorders>
       <w:tblCellMar>
         <w:top w:w="0" w:type="dxa"/>
         <w:left w:w="108" w:type="dxa"/>
@@ -1721,17 +1219,14 @@
       </w:tblCellMar>
     </w:tblPr>
     <w:tblStylePr w:type="firstRow">
-      <w:tblPr>
-        <w:jc w:val="left"/>
-      </w:tblPr>
-      <w:trPr>
-        <w:jc w:val="left"/>
-      </w:trPr>
+      <w:rPr>
+        <w:rFonts w:ascii="Times New Roman" w:hAnsi="Times New Roman"/>
+        <w:b/>
+        <w:sz w:val="24"/>
+      </w:rPr>
+      <w:tblPr/>
       <w:tcPr>
-        <w:tcBorders>
-          <w:bottom w:val="single" w:sz="0" w:space="0" w:color="auto"/>
-        </w:tcBorders>
-        <w:vAlign w:val="bottom"/>
+        <w:shd w:val="clear" w:color="auto" w:fill="D9D9D9" w:themeFill="background1" w:themeFillShade="D9"/>
       </w:tcPr>
     </w:tblStylePr>
   </w:style>
@@ -1832,131 +1327,6 @@
       <w:bCs w:val="0"/>
       <w:color w:val="365F91" w:themeColor="accent1" w:themeShade="BF"/>
     </w:rPr>
-  </w:style>
-  <w:style w:type="character" w:styleId="Kommentarsreferens">
-    <w:name w:val="annotation reference"/>
-    <w:basedOn w:val="Standardstycketeckensnitt"/>
-    <w:uiPriority w:val="99"/>
-    <w:semiHidden/>
-    <w:unhideWhenUsed/>
-    <w:rsid w:val="00AB7288"/>
-    <w:rPr>
-      <w:sz w:val="16"/>
-      <w:szCs w:val="16"/>
-    </w:rPr>
-  </w:style>
-  <w:style w:type="paragraph" w:styleId="Kommentarer">
-    <w:name w:val="annotation text"/>
-    <w:basedOn w:val="Normal"/>
-    <w:link w:val="KommentarerChar"/>
-    <w:uiPriority w:val="99"/>
-    <w:unhideWhenUsed/>
-    <w:rsid w:val="00AB7288"/>
-    <w:pPr>
-      <w:spacing w:before="120" w:after="120"/>
-      <w:jc w:val="both"/>
-    </w:pPr>
-    <w:rPr>
-      <w:rFonts w:ascii="Times New Roman" w:hAnsi="Times New Roman" w:cs="Times New Roman"/>
-      <w:sz w:val="20"/>
-      <w:szCs w:val="20"/>
-      <w:lang w:val="en-GB"/>
-    </w:rPr>
-  </w:style>
-  <w:style w:type="character" w:customStyle="1" w:styleId="KommentarerChar">
-    <w:name w:val="Kommentarer Char"/>
-    <w:basedOn w:val="Standardstycketeckensnitt"/>
-    <w:link w:val="Kommentarer"/>
-    <w:uiPriority w:val="99"/>
-    <w:rsid w:val="00AB7288"/>
-    <w:rPr>
-      <w:rFonts w:ascii="Times New Roman" w:hAnsi="Times New Roman" w:cs="Times New Roman"/>
-      <w:sz w:val="20"/>
-      <w:szCs w:val="20"/>
-      <w:lang w:val="en-GB"/>
-    </w:rPr>
-  </w:style>
-  <w:style w:type="paragraph" w:customStyle="1" w:styleId="Text1">
-    <w:name w:val="Text 1"/>
-    <w:basedOn w:val="Normal"/>
-    <w:rsid w:val="00AB7288"/>
-    <w:pPr>
-      <w:spacing w:before="120" w:after="120"/>
-      <w:ind w:left="850"/>
-      <w:jc w:val="both"/>
-    </w:pPr>
-    <w:rPr>
-      <w:rFonts w:ascii="Times New Roman" w:hAnsi="Times New Roman" w:cs="Times New Roman"/>
-      <w:szCs w:val="22"/>
-      <w:lang w:val="en-GB"/>
-    </w:rPr>
-  </w:style>
-  <w:style w:type="table" w:styleId="Oformateradtabell1">
-    <w:name w:val="Plain Table 1"/>
-    <w:basedOn w:val="Normaltabell"/>
-    <w:uiPriority w:val="41"/>
-    <w:rsid w:val="00AB7288"/>
-    <w:pPr>
-      <w:spacing w:after="0"/>
-    </w:pPr>
-    <w:rPr>
-      <w:sz w:val="22"/>
-      <w:szCs w:val="22"/>
-    </w:rPr>
-    <w:tblPr>
-      <w:tblStyleRowBandSize w:val="1"/>
-      <w:tblStyleColBandSize w:val="1"/>
-      <w:tblBorders>
-        <w:top w:val="single" w:sz="4" w:space="0" w:color="BFBFBF" w:themeColor="background1" w:themeShade="BF"/>
-        <w:left w:val="single" w:sz="4" w:space="0" w:color="BFBFBF" w:themeColor="background1" w:themeShade="BF"/>
-        <w:bottom w:val="single" w:sz="4" w:space="0" w:color="BFBFBF" w:themeColor="background1" w:themeShade="BF"/>
-        <w:right w:val="single" w:sz="4" w:space="0" w:color="BFBFBF" w:themeColor="background1" w:themeShade="BF"/>
-        <w:insideH w:val="single" w:sz="4" w:space="0" w:color="BFBFBF" w:themeColor="background1" w:themeShade="BF"/>
-        <w:insideV w:val="single" w:sz="4" w:space="0" w:color="BFBFBF" w:themeColor="background1" w:themeShade="BF"/>
-      </w:tblBorders>
-    </w:tblPr>
-    <w:tblStylePr w:type="firstRow">
-      <w:rPr>
-        <w:b/>
-        <w:bCs/>
-      </w:rPr>
-    </w:tblStylePr>
-    <w:tblStylePr w:type="lastRow">
-      <w:rPr>
-        <w:b/>
-        <w:bCs/>
-      </w:rPr>
-      <w:tblPr/>
-      <w:tcPr>
-        <w:tcBorders>
-          <w:top w:val="double" w:sz="4" w:space="0" w:color="BFBFBF" w:themeColor="background1" w:themeShade="BF"/>
-        </w:tcBorders>
-      </w:tcPr>
-    </w:tblStylePr>
-    <w:tblStylePr w:type="firstCol">
-      <w:rPr>
-        <w:b/>
-        <w:bCs/>
-      </w:rPr>
-    </w:tblStylePr>
-    <w:tblStylePr w:type="lastCol">
-      <w:rPr>
-        <w:b/>
-        <w:bCs/>
-      </w:rPr>
-    </w:tblStylePr>
-    <w:tblStylePr w:type="band1Vert">
-      <w:tblPr/>
-      <w:tcPr>
-        <w:shd w:val="clear" w:color="auto" w:fill="F2F2F2" w:themeFill="background1" w:themeFillShade="F2"/>
-      </w:tcPr>
-    </w:tblStylePr>
-    <w:tblStylePr w:type="band1Horz">
-      <w:tblPr/>
-      <w:tcPr>
-        <w:shd w:val="clear" w:color="auto" w:fill="F2F2F2" w:themeFill="background1" w:themeFillShade="F2"/>
-      </w:tcPr>
-    </w:tblStylePr>
   </w:style>
 </w:styles>
 </file>
